--- a/lab2/raport.docx
+++ b/lab2/raport.docx
@@ -87,7 +87,7 @@
         <w:pStyle w:val="ListParagraph"/>
         <w:numPr>
           <w:ilvl w:val="0"/>
-          <w:numId w:val="3"/>
+          <w:numId w:val="4"/>
         </w:numPr>
         <w:spacing w:before="0" w:after="80"/>
         <w:rPr/>
@@ -106,7 +106,7 @@
         <w:pStyle w:val="ListParagraph"/>
         <w:numPr>
           <w:ilvl w:val="0"/>
-          <w:numId w:val="1"/>
+          <w:numId w:val="5"/>
         </w:numPr>
         <w:spacing w:before="0" w:after="80"/>
         <w:rPr/>
@@ -290,7 +290,7 @@
         <w:pStyle w:val="ListParagraph"/>
         <w:numPr>
           <w:ilvl w:val="0"/>
-          <w:numId w:val="1"/>
+          <w:numId w:val="6"/>
         </w:numPr>
         <w:spacing w:before="0" w:after="80"/>
         <w:rPr/>
@@ -319,7 +319,7 @@
         <w:pStyle w:val="ListParagraph"/>
         <w:numPr>
           <w:ilvl w:val="0"/>
-          <w:numId w:val="1"/>
+          <w:numId w:val="7"/>
         </w:numPr>
         <w:spacing w:before="0" w:after="80"/>
         <w:rPr/>
@@ -2279,306 +2279,6 @@
           <w:szCs w:val="16"/>
         </w:rPr>
         <w:t>}</w:t>
-      </w:r>
-    </w:p>
-    <w:p>
-      <w:pPr>
-        <w:pStyle w:val="Normal"/>
-        <w:spacing w:before="0" w:after="120"/>
-        <w:rPr/>
-      </w:pPr>
-      <w:r>
-        <w:rPr/>
-      </w:r>
-    </w:p>
-    <w:p>
-      <w:pPr>
-        <w:pStyle w:val="Normal"/>
-        <w:spacing w:before="0" w:after="120"/>
-        <w:rPr/>
-      </w:pPr>
-      <w:r>
-        <w:rPr>
-          <w:rFonts w:eastAsia="Arial" w:cs="Arial" w:ascii="Arial" w:hAnsi="Arial"/>
-          <w:sz w:val="22"/>
-          <w:szCs w:val="22"/>
-        </w:rPr>
-        <w:t>Registration of the new methods in main():</w:t>
-      </w:r>
-    </w:p>
-    <w:p>
-      <w:pPr>
-        <w:pStyle w:val="Normal"/>
-        <w:shd w:val="clear" w:fill="F3F3F3"/>
-        <w:spacing w:lineRule="exact" w:line="240" w:before="0" w:after="0"/>
-        <w:ind w:left="120"/>
-        <w:rPr/>
-      </w:pPr>
-      <w:r>
-        <w:rPr>
-          <w:rFonts w:eastAsia="Courier New" w:cs="Courier New" w:ascii="Courier New" w:hAnsi="Courier New"/>
-          <w:sz w:val="16"/>
-          <w:szCs w:val="16"/>
-        </w:rPr>
-        <w:t xml:space="preserve">        </w:t>
-      </w:r>
-      <w:r>
-        <w:rPr>
-          <w:rFonts w:eastAsia="Courier New" w:cs="Courier New" w:ascii="Courier New" w:hAnsi="Courier New"/>
-          <w:sz w:val="16"/>
-          <w:szCs w:val="16"/>
-        </w:rPr>
-        <w:t>// 2-regret only</w:t>
-      </w:r>
-    </w:p>
-    <w:p>
-      <w:pPr>
-        <w:pStyle w:val="Normal"/>
-        <w:shd w:val="clear" w:fill="F3F3F3"/>
-        <w:spacing w:lineRule="exact" w:line="240" w:before="0" w:after="0"/>
-        <w:ind w:left="120"/>
-        <w:rPr/>
-      </w:pPr>
-      <w:r>
-        <w:rPr>
-          <w:rFonts w:eastAsia="Courier New" w:cs="Courier New" w:ascii="Courier New" w:hAnsi="Courier New"/>
-          <w:sz w:val="16"/>
-          <w:szCs w:val="16"/>
-        </w:rPr>
-        <w:t xml:space="preserve">        </w:t>
-      </w:r>
-      <w:r>
-        <w:rPr>
-          <w:rFonts w:eastAsia="Courier New" w:cs="Courier New" w:ascii="Courier New" w:hAnsi="Courier New"/>
-          <w:sz w:val="16"/>
-          <w:szCs w:val="16"/>
-        </w:rPr>
-        <w:t>{"nn_any_regret", [](const Instance&amp; I, int s, mt19937&amp;) { return greedyRegret(I, s, 1.0, 0.0, false); }, true},</w:t>
-      </w:r>
-    </w:p>
-    <w:p>
-      <w:pPr>
-        <w:pStyle w:val="Normal"/>
-        <w:shd w:val="clear" w:fill="F3F3F3"/>
-        <w:spacing w:lineRule="exact" w:line="240" w:before="0" w:after="0"/>
-        <w:ind w:left="120"/>
-        <w:rPr/>
-      </w:pPr>
-      <w:r>
-        <w:rPr>
-          <w:rFonts w:eastAsia="Courier New" w:cs="Courier New" w:ascii="Courier New" w:hAnsi="Courier New"/>
-          <w:sz w:val="16"/>
-          <w:szCs w:val="16"/>
-        </w:rPr>
-        <w:t xml:space="preserve">        </w:t>
-      </w:r>
-      <w:r>
-        <w:rPr>
-          <w:rFonts w:eastAsia="Courier New" w:cs="Courier New" w:ascii="Courier New" w:hAnsi="Courier New"/>
-          <w:sz w:val="16"/>
-          <w:szCs w:val="16"/>
-        </w:rPr>
-        <w:t>{"greedy_cycle_regret", [](const Instance&amp; I, int s, mt19937&amp;) { return greedyRegret(I, s, 1.0, 0.0, true); }, true},</w:t>
-      </w:r>
-    </w:p>
-    <w:p>
-      <w:pPr>
-        <w:pStyle w:val="Normal"/>
-        <w:shd w:val="clear" w:fill="F3F3F3"/>
-        <w:spacing w:lineRule="exact" w:line="240" w:before="0" w:after="0"/>
-        <w:ind w:left="120"/>
-        <w:rPr/>
-      </w:pPr>
-      <w:r>
-        <w:rPr>
-          <w:rFonts w:eastAsia="Courier New" w:cs="Courier New" w:ascii="Courier New" w:hAnsi="Courier New"/>
-          <w:sz w:val="16"/>
-          <w:szCs w:val="16"/>
-        </w:rPr>
-        <w:t xml:space="preserve">        </w:t>
-      </w:r>
-      <w:r>
-        <w:rPr>
-          <w:rFonts w:eastAsia="Courier New" w:cs="Courier New" w:ascii="Courier New" w:hAnsi="Courier New"/>
-          <w:sz w:val="16"/>
-          <w:szCs w:val="16"/>
-        </w:rPr>
-        <w:t>// weighted sum: regret and best objective change, equal weights</w:t>
-      </w:r>
-    </w:p>
-    <w:p>
-      <w:pPr>
-        <w:pStyle w:val="Normal"/>
-        <w:shd w:val="clear" w:fill="F3F3F3"/>
-        <w:spacing w:lineRule="exact" w:line="240" w:before="0" w:after="0"/>
-        <w:ind w:left="120"/>
-        <w:rPr/>
-      </w:pPr>
-      <w:r>
-        <w:rPr>
-          <w:rFonts w:eastAsia="Courier New" w:cs="Courier New" w:ascii="Courier New" w:hAnsi="Courier New"/>
-          <w:sz w:val="16"/>
-          <w:szCs w:val="16"/>
-        </w:rPr>
-        <w:t xml:space="preserve">        </w:t>
-      </w:r>
-      <w:r>
-        <w:rPr>
-          <w:rFonts w:eastAsia="Courier New" w:cs="Courier New" w:ascii="Courier New" w:hAnsi="Courier New"/>
-          <w:sz w:val="16"/>
-          <w:szCs w:val="16"/>
-        </w:rPr>
-        <w:t>{"nn_any_weighted", [](const Instance&amp; I, int s, mt19937&amp;) { return greedyRegret(I, s, 1.0, 1.0, false); }, true},</w:t>
-      </w:r>
-    </w:p>
-    <w:p>
-      <w:pPr>
-        <w:pStyle w:val="Normal"/>
-        <w:shd w:val="clear" w:fill="F3F3F3"/>
-        <w:spacing w:lineRule="exact" w:line="240" w:before="0" w:after="0"/>
-        <w:ind w:left="120"/>
-        <w:rPr/>
-      </w:pPr>
-      <w:r>
-        <w:rPr>
-          <w:rFonts w:eastAsia="Courier New" w:cs="Courier New" w:ascii="Courier New" w:hAnsi="Courier New"/>
-          <w:sz w:val="16"/>
-          <w:szCs w:val="16"/>
-        </w:rPr>
-        <w:t xml:space="preserve">        </w:t>
-      </w:r>
-      <w:r>
-        <w:rPr>
-          <w:rFonts w:eastAsia="Courier New" w:cs="Courier New" w:ascii="Courier New" w:hAnsi="Courier New"/>
-          <w:sz w:val="16"/>
-          <w:szCs w:val="16"/>
-        </w:rPr>
-        <w:t>{"greedy_cycle_weighted", [](const Instance&amp; I, int s, mt19937&amp;) { return greedyRegret(I, s, 1.0, 1.0, true); }, true},</w:t>
-      </w:r>
-    </w:p>
-    <w:p>
-      <w:pPr>
-        <w:pStyle w:val="Normal"/>
-        <w:shd w:val="clear" w:fill="F3F3F3"/>
-        <w:spacing w:lineRule="exact" w:line="240" w:before="0" w:after="0"/>
-        <w:ind w:left="120"/>
-        <w:rPr/>
-      </w:pPr>
-      <w:r>
-        <w:rPr>
-          <w:rFonts w:eastAsia="Courier New" w:cs="Courier New" w:ascii="Courier New" w:hAnsi="Courier New"/>
-          <w:sz w:val="16"/>
-          <w:szCs w:val="16"/>
-        </w:rPr>
-        <w:t xml:space="preserve">        </w:t>
-      </w:r>
-      <w:r>
-        <w:rPr>
-          <w:rFonts w:eastAsia="Courier New" w:cs="Courier New" w:ascii="Courier New" w:hAnsi="Courier New"/>
-          <w:sz w:val="16"/>
-          <w:szCs w:val="16"/>
-        </w:rPr>
-        <w:t>// weight experiments (regret weight : cost weight)</w:t>
-      </w:r>
-    </w:p>
-    <w:p>
-      <w:pPr>
-        <w:pStyle w:val="Normal"/>
-        <w:shd w:val="clear" w:fill="F3F3F3"/>
-        <w:spacing w:lineRule="exact" w:line="240" w:before="0" w:after="0"/>
-        <w:ind w:left="120"/>
-        <w:rPr/>
-      </w:pPr>
-      <w:r>
-        <w:rPr>
-          <w:rFonts w:eastAsia="Courier New" w:cs="Courier New" w:ascii="Courier New" w:hAnsi="Courier New"/>
-          <w:sz w:val="16"/>
-          <w:szCs w:val="16"/>
-        </w:rPr>
-        <w:t xml:space="preserve">        </w:t>
-      </w:r>
-      <w:r>
-        <w:rPr>
-          <w:rFonts w:eastAsia="Courier New" w:cs="Courier New" w:ascii="Courier New" w:hAnsi="Courier New"/>
-          <w:sz w:val="16"/>
-          <w:szCs w:val="16"/>
-        </w:rPr>
-        <w:t>{"nn_any_weighted_1_2", [](const Instance&amp; I, int s, mt19937&amp;) { return greedyRegret(I, s, 1.0, 2.0, false); }, true},</w:t>
-      </w:r>
-    </w:p>
-    <w:p>
-      <w:pPr>
-        <w:pStyle w:val="Normal"/>
-        <w:shd w:val="clear" w:fill="F3F3F3"/>
-        <w:spacing w:lineRule="exact" w:line="240" w:before="0" w:after="0"/>
-        <w:ind w:left="120"/>
-        <w:rPr/>
-      </w:pPr>
-      <w:r>
-        <w:rPr>
-          <w:rFonts w:eastAsia="Courier New" w:cs="Courier New" w:ascii="Courier New" w:hAnsi="Courier New"/>
-          <w:sz w:val="16"/>
-          <w:szCs w:val="16"/>
-        </w:rPr>
-        <w:t xml:space="preserve">        </w:t>
-      </w:r>
-      <w:r>
-        <w:rPr>
-          <w:rFonts w:eastAsia="Courier New" w:cs="Courier New" w:ascii="Courier New" w:hAnsi="Courier New"/>
-          <w:sz w:val="16"/>
-          <w:szCs w:val="16"/>
-        </w:rPr>
-        <w:t>{"greedy_cycle_weighted_1_2", [](const Instance&amp; I, int s, mt19937&amp;) { return greedyRegret(I, s, 1.0, 2.0, true); }, true},</w:t>
-      </w:r>
-    </w:p>
-    <w:p>
-      <w:pPr>
-        <w:pStyle w:val="Normal"/>
-        <w:shd w:val="clear" w:fill="F3F3F3"/>
-        <w:spacing w:lineRule="exact" w:line="240" w:before="0" w:after="0"/>
-        <w:ind w:left="120"/>
-        <w:rPr/>
-      </w:pPr>
-      <w:r>
-        <w:rPr>
-          <w:rFonts w:eastAsia="Courier New" w:cs="Courier New" w:ascii="Courier New" w:hAnsi="Courier New"/>
-          <w:sz w:val="16"/>
-          <w:szCs w:val="16"/>
-        </w:rPr>
-        <w:t xml:space="preserve">        </w:t>
-      </w:r>
-      <w:r>
-        <w:rPr>
-          <w:rFonts w:eastAsia="Courier New" w:cs="Courier New" w:ascii="Courier New" w:hAnsi="Courier New"/>
-          <w:sz w:val="16"/>
-          <w:szCs w:val="16"/>
-        </w:rPr>
-        <w:t>{"nn_any_weighted_2_1", [](const Instance&amp; I, int s, mt19937&amp;) { return greedyRegret(I, s, 2.0, 1.0, false); }, true},</w:t>
-      </w:r>
-    </w:p>
-    <w:p>
-      <w:pPr>
-        <w:pStyle w:val="Normal"/>
-        <w:shd w:val="clear" w:fill="F3F3F3"/>
-        <w:spacing w:lineRule="exact" w:line="240" w:before="0" w:after="0"/>
-        <w:ind w:left="120"/>
-        <w:rPr/>
-      </w:pPr>
-      <w:r>
-        <w:rPr>
-          <w:rFonts w:eastAsia="Courier New" w:cs="Courier New" w:ascii="Courier New" w:hAnsi="Courier New"/>
-          <w:sz w:val="16"/>
-          <w:szCs w:val="16"/>
-        </w:rPr>
-        <w:t xml:space="preserve">        </w:t>
-      </w:r>
-      <w:r>
-        <w:rPr>
-          <w:rFonts w:eastAsia="Courier New" w:cs="Courier New" w:ascii="Courier New" w:hAnsi="Courier New"/>
-          <w:sz w:val="16"/>
-          <w:szCs w:val="16"/>
-        </w:rPr>
-        <w:t>{"greedy_cycle_weighted_2_1", [](const Instance&amp; I, int s, mt19937&amp;) { return greedyRegret(I, s, 2.0, 1.0, true); }, true}</w:t>
       </w:r>
     </w:p>
     <w:p>
@@ -2631,8 +2331,8 @@
         <w:gridCol w:w="1100"/>
         <w:gridCol w:w="3700"/>
         <w:gridCol w:w="1399"/>
-        <w:gridCol w:w="1400"/>
-        <w:gridCol w:w="1427"/>
+        <w:gridCol w:w="1399"/>
+        <w:gridCol w:w="1428"/>
       </w:tblGrid>
       <w:tr>
         <w:trPr>
@@ -2727,7 +2427,7 @@
         </w:tc>
         <w:tc>
           <w:tcPr>
-            <w:tcW w:w="1400" w:type="dxa"/>
+            <w:tcW w:w="1399" w:type="dxa"/>
             <w:tcBorders>
               <w:top w:val="single" w:sz="4" w:space="0" w:color="AAAAAA"/>
               <w:left w:val="single" w:sz="4" w:space="0" w:color="AAAAAA"/>
@@ -2756,7 +2456,7 @@
         </w:tc>
         <w:tc>
           <w:tcPr>
-            <w:tcW w:w="1427" w:type="dxa"/>
+            <w:tcW w:w="1428" w:type="dxa"/>
             <w:tcBorders>
               <w:top w:val="single" w:sz="4" w:space="0" w:color="AAAAAA"/>
               <w:left w:val="single" w:sz="4" w:space="0" w:color="AAAAAA"/>
@@ -2874,7 +2574,7 @@
         </w:tc>
         <w:tc>
           <w:tcPr>
-            <w:tcW w:w="1400" w:type="dxa"/>
+            <w:tcW w:w="1399" w:type="dxa"/>
             <w:tcBorders>
               <w:top w:val="single" w:sz="4" w:space="0" w:color="AAAAAA"/>
               <w:left w:val="single" w:sz="4" w:space="0" w:color="AAAAAA"/>
@@ -2902,7 +2602,7 @@
         </w:tc>
         <w:tc>
           <w:tcPr>
-            <w:tcW w:w="1427" w:type="dxa"/>
+            <w:tcW w:w="1428" w:type="dxa"/>
             <w:tcBorders>
               <w:top w:val="single" w:sz="4" w:space="0" w:color="AAAAAA"/>
               <w:left w:val="single" w:sz="4" w:space="0" w:color="AAAAAA"/>
@@ -3019,7 +2719,7 @@
         </w:tc>
         <w:tc>
           <w:tcPr>
-            <w:tcW w:w="1400" w:type="dxa"/>
+            <w:tcW w:w="1399" w:type="dxa"/>
             <w:tcBorders>
               <w:top w:val="single" w:sz="4" w:space="0" w:color="AAAAAA"/>
               <w:left w:val="single" w:sz="4" w:space="0" w:color="AAAAAA"/>
@@ -3047,7 +2747,7 @@
         </w:tc>
         <w:tc>
           <w:tcPr>
-            <w:tcW w:w="1427" w:type="dxa"/>
+            <w:tcW w:w="1428" w:type="dxa"/>
             <w:tcBorders>
               <w:top w:val="single" w:sz="4" w:space="0" w:color="AAAAAA"/>
               <w:left w:val="single" w:sz="4" w:space="0" w:color="AAAAAA"/>
@@ -3164,7 +2864,7 @@
         </w:tc>
         <w:tc>
           <w:tcPr>
-            <w:tcW w:w="1400" w:type="dxa"/>
+            <w:tcW w:w="1399" w:type="dxa"/>
             <w:tcBorders>
               <w:top w:val="single" w:sz="4" w:space="0" w:color="AAAAAA"/>
               <w:left w:val="single" w:sz="4" w:space="0" w:color="AAAAAA"/>
@@ -3192,7 +2892,7 @@
         </w:tc>
         <w:tc>
           <w:tcPr>
-            <w:tcW w:w="1427" w:type="dxa"/>
+            <w:tcW w:w="1428" w:type="dxa"/>
             <w:tcBorders>
               <w:top w:val="single" w:sz="4" w:space="0" w:color="AAAAAA"/>
               <w:left w:val="single" w:sz="4" w:space="0" w:color="AAAAAA"/>
@@ -3309,7 +3009,7 @@
         </w:tc>
         <w:tc>
           <w:tcPr>
-            <w:tcW w:w="1400" w:type="dxa"/>
+            <w:tcW w:w="1399" w:type="dxa"/>
             <w:tcBorders>
               <w:top w:val="single" w:sz="4" w:space="0" w:color="AAAAAA"/>
               <w:left w:val="single" w:sz="4" w:space="0" w:color="AAAAAA"/>
@@ -3337,7 +3037,7 @@
         </w:tc>
         <w:tc>
           <w:tcPr>
-            <w:tcW w:w="1427" w:type="dxa"/>
+            <w:tcW w:w="1428" w:type="dxa"/>
             <w:tcBorders>
               <w:top w:val="single" w:sz="4" w:space="0" w:color="AAAAAA"/>
               <w:left w:val="single" w:sz="4" w:space="0" w:color="AAAAAA"/>
@@ -3454,7 +3154,7 @@
         </w:tc>
         <w:tc>
           <w:tcPr>
-            <w:tcW w:w="1400" w:type="dxa"/>
+            <w:tcW w:w="1399" w:type="dxa"/>
             <w:tcBorders>
               <w:top w:val="single" w:sz="4" w:space="0" w:color="AAAAAA"/>
               <w:left w:val="single" w:sz="4" w:space="0" w:color="AAAAAA"/>
@@ -3482,7 +3182,7 @@
         </w:tc>
         <w:tc>
           <w:tcPr>
-            <w:tcW w:w="1427" w:type="dxa"/>
+            <w:tcW w:w="1428" w:type="dxa"/>
             <w:tcBorders>
               <w:top w:val="single" w:sz="4" w:space="0" w:color="AAAAAA"/>
               <w:left w:val="single" w:sz="4" w:space="0" w:color="AAAAAA"/>
@@ -3599,7 +3299,7 @@
         </w:tc>
         <w:tc>
           <w:tcPr>
-            <w:tcW w:w="1400" w:type="dxa"/>
+            <w:tcW w:w="1399" w:type="dxa"/>
             <w:tcBorders>
               <w:top w:val="single" w:sz="4" w:space="0" w:color="AAAAAA"/>
               <w:left w:val="single" w:sz="4" w:space="0" w:color="AAAAAA"/>
@@ -3627,7 +3327,7 @@
         </w:tc>
         <w:tc>
           <w:tcPr>
-            <w:tcW w:w="1427" w:type="dxa"/>
+            <w:tcW w:w="1428" w:type="dxa"/>
             <w:tcBorders>
               <w:top w:val="single" w:sz="4" w:space="0" w:color="AAAAAA"/>
               <w:left w:val="single" w:sz="4" w:space="0" w:color="AAAAAA"/>
@@ -3744,7 +3444,7 @@
         </w:tc>
         <w:tc>
           <w:tcPr>
-            <w:tcW w:w="1400" w:type="dxa"/>
+            <w:tcW w:w="1399" w:type="dxa"/>
             <w:tcBorders>
               <w:top w:val="single" w:sz="4" w:space="0" w:color="AAAAAA"/>
               <w:left w:val="single" w:sz="4" w:space="0" w:color="AAAAAA"/>
@@ -3772,7 +3472,7 @@
         </w:tc>
         <w:tc>
           <w:tcPr>
-            <w:tcW w:w="1427" w:type="dxa"/>
+            <w:tcW w:w="1428" w:type="dxa"/>
             <w:tcBorders>
               <w:top w:val="single" w:sz="4" w:space="0" w:color="AAAAAA"/>
               <w:left w:val="single" w:sz="4" w:space="0" w:color="AAAAAA"/>
@@ -3889,7 +3589,7 @@
         </w:tc>
         <w:tc>
           <w:tcPr>
-            <w:tcW w:w="1400" w:type="dxa"/>
+            <w:tcW w:w="1399" w:type="dxa"/>
             <w:tcBorders>
               <w:top w:val="single" w:sz="4" w:space="0" w:color="AAAAAA"/>
               <w:left w:val="single" w:sz="4" w:space="0" w:color="AAAAAA"/>
@@ -3917,7 +3617,7 @@
         </w:tc>
         <w:tc>
           <w:tcPr>
-            <w:tcW w:w="1427" w:type="dxa"/>
+            <w:tcW w:w="1428" w:type="dxa"/>
             <w:tcBorders>
               <w:top w:val="single" w:sz="4" w:space="0" w:color="AAAAAA"/>
               <w:left w:val="single" w:sz="4" w:space="0" w:color="AAAAAA"/>
@@ -4034,7 +3734,7 @@
         </w:tc>
         <w:tc>
           <w:tcPr>
-            <w:tcW w:w="1400" w:type="dxa"/>
+            <w:tcW w:w="1399" w:type="dxa"/>
             <w:tcBorders>
               <w:top w:val="single" w:sz="4" w:space="0" w:color="AAAAAA"/>
               <w:left w:val="single" w:sz="4" w:space="0" w:color="AAAAAA"/>
@@ -4062,7 +3762,7 @@
         </w:tc>
         <w:tc>
           <w:tcPr>
-            <w:tcW w:w="1427" w:type="dxa"/>
+            <w:tcW w:w="1428" w:type="dxa"/>
             <w:tcBorders>
               <w:top w:val="single" w:sz="4" w:space="0" w:color="AAAAAA"/>
               <w:left w:val="single" w:sz="4" w:space="0" w:color="AAAAAA"/>
@@ -4179,7 +3879,7 @@
         </w:tc>
         <w:tc>
           <w:tcPr>
-            <w:tcW w:w="1400" w:type="dxa"/>
+            <w:tcW w:w="1399" w:type="dxa"/>
             <w:tcBorders>
               <w:top w:val="single" w:sz="4" w:space="0" w:color="AAAAAA"/>
               <w:left w:val="single" w:sz="4" w:space="0" w:color="AAAAAA"/>
@@ -4207,7 +3907,7 @@
         </w:tc>
         <w:tc>
           <w:tcPr>
-            <w:tcW w:w="1427" w:type="dxa"/>
+            <w:tcW w:w="1428" w:type="dxa"/>
             <w:tcBorders>
               <w:top w:val="single" w:sz="4" w:space="0" w:color="AAAAAA"/>
               <w:left w:val="single" w:sz="4" w:space="0" w:color="AAAAAA"/>
@@ -4324,7 +4024,7 @@
         </w:tc>
         <w:tc>
           <w:tcPr>
-            <w:tcW w:w="1400" w:type="dxa"/>
+            <w:tcW w:w="1399" w:type="dxa"/>
             <w:tcBorders>
               <w:top w:val="single" w:sz="4" w:space="0" w:color="AAAAAA"/>
               <w:left w:val="single" w:sz="4" w:space="0" w:color="AAAAAA"/>
@@ -4352,7 +4052,7 @@
         </w:tc>
         <w:tc>
           <w:tcPr>
-            <w:tcW w:w="1427" w:type="dxa"/>
+            <w:tcW w:w="1428" w:type="dxa"/>
             <w:tcBorders>
               <w:top w:val="single" w:sz="4" w:space="0" w:color="AAAAAA"/>
               <w:left w:val="single" w:sz="4" w:space="0" w:color="AAAAAA"/>
@@ -4469,7 +4169,7 @@
         </w:tc>
         <w:tc>
           <w:tcPr>
-            <w:tcW w:w="1400" w:type="dxa"/>
+            <w:tcW w:w="1399" w:type="dxa"/>
             <w:tcBorders>
               <w:top w:val="single" w:sz="4" w:space="0" w:color="AAAAAA"/>
               <w:left w:val="single" w:sz="4" w:space="0" w:color="AAAAAA"/>
@@ -4497,7 +4197,7 @@
         </w:tc>
         <w:tc>
           <w:tcPr>
-            <w:tcW w:w="1427" w:type="dxa"/>
+            <w:tcW w:w="1428" w:type="dxa"/>
             <w:tcBorders>
               <w:top w:val="single" w:sz="4" w:space="0" w:color="AAAAAA"/>
               <w:left w:val="single" w:sz="4" w:space="0" w:color="AAAAAA"/>
@@ -4614,7 +4314,7 @@
         </w:tc>
         <w:tc>
           <w:tcPr>
-            <w:tcW w:w="1400" w:type="dxa"/>
+            <w:tcW w:w="1399" w:type="dxa"/>
             <w:tcBorders>
               <w:top w:val="single" w:sz="4" w:space="0" w:color="AAAAAA"/>
               <w:left w:val="single" w:sz="4" w:space="0" w:color="AAAAAA"/>
@@ -4642,7 +4342,7 @@
         </w:tc>
         <w:tc>
           <w:tcPr>
-            <w:tcW w:w="1427" w:type="dxa"/>
+            <w:tcW w:w="1428" w:type="dxa"/>
             <w:tcBorders>
               <w:top w:val="single" w:sz="4" w:space="0" w:color="AAAAAA"/>
               <w:left w:val="single" w:sz="4" w:space="0" w:color="AAAAAA"/>
@@ -4759,7 +4459,7 @@
         </w:tc>
         <w:tc>
           <w:tcPr>
-            <w:tcW w:w="1400" w:type="dxa"/>
+            <w:tcW w:w="1399" w:type="dxa"/>
             <w:tcBorders>
               <w:top w:val="single" w:sz="4" w:space="0" w:color="AAAAAA"/>
               <w:left w:val="single" w:sz="4" w:space="0" w:color="AAAAAA"/>
@@ -4787,7 +4487,7 @@
         </w:tc>
         <w:tc>
           <w:tcPr>
-            <w:tcW w:w="1427" w:type="dxa"/>
+            <w:tcW w:w="1428" w:type="dxa"/>
             <w:tcBorders>
               <w:top w:val="single" w:sz="4" w:space="0" w:color="AAAAAA"/>
               <w:left w:val="single" w:sz="4" w:space="0" w:color="AAAAAA"/>
@@ -4904,7 +4604,7 @@
         </w:tc>
         <w:tc>
           <w:tcPr>
-            <w:tcW w:w="1400" w:type="dxa"/>
+            <w:tcW w:w="1399" w:type="dxa"/>
             <w:tcBorders>
               <w:top w:val="single" w:sz="4" w:space="0" w:color="AAAAAA"/>
               <w:left w:val="single" w:sz="4" w:space="0" w:color="AAAAAA"/>
@@ -4932,7 +4632,7 @@
         </w:tc>
         <w:tc>
           <w:tcPr>
-            <w:tcW w:w="1427" w:type="dxa"/>
+            <w:tcW w:w="1428" w:type="dxa"/>
             <w:tcBorders>
               <w:top w:val="single" w:sz="4" w:space="0" w:color="AAAAAA"/>
               <w:left w:val="single" w:sz="4" w:space="0" w:color="AAAAAA"/>
@@ -5049,7 +4749,7 @@
         </w:tc>
         <w:tc>
           <w:tcPr>
-            <w:tcW w:w="1400" w:type="dxa"/>
+            <w:tcW w:w="1399" w:type="dxa"/>
             <w:tcBorders>
               <w:top w:val="single" w:sz="4" w:space="0" w:color="AAAAAA"/>
               <w:left w:val="single" w:sz="4" w:space="0" w:color="AAAAAA"/>
@@ -5077,7 +4777,7 @@
         </w:tc>
         <w:tc>
           <w:tcPr>
-            <w:tcW w:w="1427" w:type="dxa"/>
+            <w:tcW w:w="1428" w:type="dxa"/>
             <w:tcBorders>
               <w:top w:val="single" w:sz="4" w:space="0" w:color="AAAAAA"/>
               <w:left w:val="single" w:sz="4" w:space="0" w:color="AAAAAA"/>
@@ -5194,7 +4894,7 @@
         </w:tc>
         <w:tc>
           <w:tcPr>
-            <w:tcW w:w="1400" w:type="dxa"/>
+            <w:tcW w:w="1399" w:type="dxa"/>
             <w:tcBorders>
               <w:top w:val="single" w:sz="4" w:space="0" w:color="AAAAAA"/>
               <w:left w:val="single" w:sz="4" w:space="0" w:color="AAAAAA"/>
@@ -5222,7 +4922,7 @@
         </w:tc>
         <w:tc>
           <w:tcPr>
-            <w:tcW w:w="1427" w:type="dxa"/>
+            <w:tcW w:w="1428" w:type="dxa"/>
             <w:tcBorders>
               <w:top w:val="single" w:sz="4" w:space="0" w:color="AAAAAA"/>
               <w:left w:val="single" w:sz="4" w:space="0" w:color="AAAAAA"/>
@@ -5339,7 +5039,7 @@
         </w:tc>
         <w:tc>
           <w:tcPr>
-            <w:tcW w:w="1400" w:type="dxa"/>
+            <w:tcW w:w="1399" w:type="dxa"/>
             <w:tcBorders>
               <w:top w:val="single" w:sz="4" w:space="0" w:color="AAAAAA"/>
               <w:left w:val="single" w:sz="4" w:space="0" w:color="AAAAAA"/>
@@ -5367,7 +5067,7 @@
         </w:tc>
         <w:tc>
           <w:tcPr>
-            <w:tcW w:w="1427" w:type="dxa"/>
+            <w:tcW w:w="1428" w:type="dxa"/>
             <w:tcBorders>
               <w:top w:val="single" w:sz="4" w:space="0" w:color="AAAAAA"/>
               <w:left w:val="single" w:sz="4" w:space="0" w:color="AAAAAA"/>
@@ -5484,7 +5184,7 @@
         </w:tc>
         <w:tc>
           <w:tcPr>
-            <w:tcW w:w="1400" w:type="dxa"/>
+            <w:tcW w:w="1399" w:type="dxa"/>
             <w:tcBorders>
               <w:top w:val="single" w:sz="4" w:space="0" w:color="AAAAAA"/>
               <w:left w:val="single" w:sz="4" w:space="0" w:color="AAAAAA"/>
@@ -5512,7 +5212,7 @@
         </w:tc>
         <w:tc>
           <w:tcPr>
-            <w:tcW w:w="1427" w:type="dxa"/>
+            <w:tcW w:w="1428" w:type="dxa"/>
             <w:tcBorders>
               <w:top w:val="single" w:sz="4" w:space="0" w:color="AAAAAA"/>
               <w:left w:val="single" w:sz="4" w:space="0" w:color="AAAAAA"/>
@@ -5629,7 +5329,7 @@
         </w:tc>
         <w:tc>
           <w:tcPr>
-            <w:tcW w:w="1400" w:type="dxa"/>
+            <w:tcW w:w="1399" w:type="dxa"/>
             <w:tcBorders>
               <w:top w:val="single" w:sz="4" w:space="0" w:color="AAAAAA"/>
               <w:left w:val="single" w:sz="4" w:space="0" w:color="AAAAAA"/>
@@ -5657,7 +5357,7 @@
         </w:tc>
         <w:tc>
           <w:tcPr>
-            <w:tcW w:w="1427" w:type="dxa"/>
+            <w:tcW w:w="1428" w:type="dxa"/>
             <w:tcBorders>
               <w:top w:val="single" w:sz="4" w:space="0" w:color="AAAAAA"/>
               <w:left w:val="single" w:sz="4" w:space="0" w:color="AAAAAA"/>
@@ -5774,7 +5474,7 @@
         </w:tc>
         <w:tc>
           <w:tcPr>
-            <w:tcW w:w="1400" w:type="dxa"/>
+            <w:tcW w:w="1399" w:type="dxa"/>
             <w:tcBorders>
               <w:top w:val="single" w:sz="4" w:space="0" w:color="AAAAAA"/>
               <w:left w:val="single" w:sz="4" w:space="0" w:color="AAAAAA"/>
@@ -5802,7 +5502,7 @@
         </w:tc>
         <w:tc>
           <w:tcPr>
-            <w:tcW w:w="1427" w:type="dxa"/>
+            <w:tcW w:w="1428" w:type="dxa"/>
             <w:tcBorders>
               <w:top w:val="single" w:sz="4" w:space="0" w:color="AAAAAA"/>
               <w:left w:val="single" w:sz="4" w:space="0" w:color="AAAAAA"/>
@@ -5919,7 +5619,7 @@
         </w:tc>
         <w:tc>
           <w:tcPr>
-            <w:tcW w:w="1400" w:type="dxa"/>
+            <w:tcW w:w="1399" w:type="dxa"/>
             <w:tcBorders>
               <w:top w:val="single" w:sz="4" w:space="0" w:color="AAAAAA"/>
               <w:left w:val="single" w:sz="4" w:space="0" w:color="AAAAAA"/>
@@ -5947,7 +5647,7 @@
         </w:tc>
         <w:tc>
           <w:tcPr>
-            <w:tcW w:w="1427" w:type="dxa"/>
+            <w:tcW w:w="1428" w:type="dxa"/>
             <w:tcBorders>
               <w:top w:val="single" w:sz="4" w:space="0" w:color="AAAAAA"/>
               <w:left w:val="single" w:sz="4" w:space="0" w:color="AAAAAA"/>
@@ -6064,7 +5764,7 @@
         </w:tc>
         <w:tc>
           <w:tcPr>
-            <w:tcW w:w="1400" w:type="dxa"/>
+            <w:tcW w:w="1399" w:type="dxa"/>
             <w:tcBorders>
               <w:top w:val="single" w:sz="4" w:space="0" w:color="AAAAAA"/>
               <w:left w:val="single" w:sz="4" w:space="0" w:color="AAAAAA"/>
@@ -6092,7 +5792,7 @@
         </w:tc>
         <w:tc>
           <w:tcPr>
-            <w:tcW w:w="1427" w:type="dxa"/>
+            <w:tcW w:w="1428" w:type="dxa"/>
             <w:tcBorders>
               <w:top w:val="single" w:sz="4" w:space="0" w:color="AAAAAA"/>
               <w:left w:val="single" w:sz="4" w:space="0" w:color="AAAAAA"/>
@@ -6121,7 +5821,7 @@
       </w:tr>
       <w:tr>
         <w:trPr>
-          <w:trHeight w:val="203" w:hRule="atLeast"/>
+          <w:trHeight w:val="383" w:hRule="atLeast"/>
           <w:cantSplit w:val="true"/>
         </w:trPr>
         <w:tc>
@@ -6210,7 +5910,7 @@
         </w:tc>
         <w:tc>
           <w:tcPr>
-            <w:tcW w:w="1400" w:type="dxa"/>
+            <w:tcW w:w="1399" w:type="dxa"/>
             <w:tcBorders>
               <w:top w:val="single" w:sz="4" w:space="0" w:color="AAAAAA"/>
               <w:left w:val="single" w:sz="4" w:space="0" w:color="AAAAAA"/>
@@ -6238,7 +5938,7 @@
         </w:tc>
         <w:tc>
           <w:tcPr>
-            <w:tcW w:w="1427" w:type="dxa"/>
+            <w:tcW w:w="1428" w:type="dxa"/>
             <w:tcBorders>
               <w:top w:val="single" w:sz="4" w:space="0" w:color="AAAAAA"/>
               <w:left w:val="single" w:sz="4" w:space="0" w:color="AAAAAA"/>
@@ -7744,7 +7444,7 @@
         <w:pStyle w:val="ListParagraph"/>
         <w:numPr>
           <w:ilvl w:val="0"/>
-          <w:numId w:val="1"/>
+          <w:numId w:val="8"/>
         </w:numPr>
         <w:spacing w:before="0" w:after="100"/>
         <w:rPr/>
@@ -7781,7 +7481,7 @@
         <w:pStyle w:val="ListParagraph"/>
         <w:numPr>
           <w:ilvl w:val="0"/>
-          <w:numId w:val="1"/>
+          <w:numId w:val="9"/>
         </w:numPr>
         <w:spacing w:before="0" w:after="100"/>
         <w:rPr/>
@@ -7818,7 +7518,7 @@
         <w:pStyle w:val="ListParagraph"/>
         <w:numPr>
           <w:ilvl w:val="0"/>
-          <w:numId w:val="1"/>
+          <w:numId w:val="10"/>
         </w:numPr>
         <w:spacing w:before="0" w:after="100"/>
         <w:rPr/>
@@ -7855,7 +7555,7 @@
         <w:pStyle w:val="ListParagraph"/>
         <w:numPr>
           <w:ilvl w:val="0"/>
-          <w:numId w:val="1"/>
+          <w:numId w:val="11"/>
         </w:numPr>
         <w:spacing w:before="0" w:after="100"/>
         <w:rPr/>
@@ -7892,7 +7592,7 @@
         <w:pStyle w:val="ListParagraph"/>
         <w:numPr>
           <w:ilvl w:val="0"/>
-          <w:numId w:val="1"/>
+          <w:numId w:val="12"/>
         </w:numPr>
         <w:spacing w:before="0" w:after="100"/>
         <w:rPr/>
@@ -7929,7 +7629,7 @@
         <w:pStyle w:val="ListParagraph"/>
         <w:numPr>
           <w:ilvl w:val="0"/>
-          <w:numId w:val="1"/>
+          <w:numId w:val="13"/>
         </w:numPr>
         <w:spacing w:before="0" w:after="100"/>
         <w:rPr/>
@@ -7966,7 +7666,7 @@
         <w:pStyle w:val="ListParagraph"/>
         <w:numPr>
           <w:ilvl w:val="0"/>
-          <w:numId w:val="1"/>
+          <w:numId w:val="14"/>
         </w:numPr>
         <w:spacing w:before="0" w:after="100"/>
         <w:rPr/>
@@ -8003,7 +7703,7 @@
         <w:pStyle w:val="ListParagraph"/>
         <w:numPr>
           <w:ilvl w:val="0"/>
-          <w:numId w:val="1"/>
+          <w:numId w:val="15"/>
         </w:numPr>
         <w:spacing w:before="0" w:after="100"/>
         <w:rPr/>
@@ -8040,7 +7740,7 @@
         <w:pStyle w:val="ListParagraph"/>
         <w:numPr>
           <w:ilvl w:val="0"/>
-          <w:numId w:val="1"/>
+          <w:numId w:val="16"/>
         </w:numPr>
         <w:spacing w:before="0" w:after="100"/>
         <w:rPr/>
@@ -8077,7 +7777,7 @@
         <w:pStyle w:val="ListParagraph"/>
         <w:numPr>
           <w:ilvl w:val="0"/>
-          <w:numId w:val="1"/>
+          <w:numId w:val="17"/>
         </w:numPr>
         <w:spacing w:before="0" w:after="100"/>
         <w:rPr/>
@@ -8114,7 +7814,7 @@
         <w:pStyle w:val="ListParagraph"/>
         <w:numPr>
           <w:ilvl w:val="0"/>
-          <w:numId w:val="1"/>
+          <w:numId w:val="18"/>
         </w:numPr>
         <w:spacing w:before="0" w:after="100"/>
         <w:rPr/>
@@ -8151,7 +7851,7 @@
         <w:pStyle w:val="ListParagraph"/>
         <w:numPr>
           <w:ilvl w:val="0"/>
-          <w:numId w:val="1"/>
+          <w:numId w:val="19"/>
         </w:numPr>
         <w:spacing w:before="0" w:after="100"/>
         <w:rPr/>
@@ -8206,7 +7906,7 @@
         <w:pStyle w:val="ListParagraph"/>
         <w:numPr>
           <w:ilvl w:val="0"/>
-          <w:numId w:val="1"/>
+          <w:numId w:val="20"/>
         </w:numPr>
         <w:spacing w:before="0" w:after="100"/>
         <w:rPr/>
@@ -8243,7 +7943,7 @@
         <w:pStyle w:val="ListParagraph"/>
         <w:numPr>
           <w:ilvl w:val="0"/>
-          <w:numId w:val="1"/>
+          <w:numId w:val="21"/>
         </w:numPr>
         <w:spacing w:before="0" w:after="100"/>
         <w:rPr/>
@@ -8280,7 +7980,7 @@
         <w:pStyle w:val="ListParagraph"/>
         <w:numPr>
           <w:ilvl w:val="0"/>
-          <w:numId w:val="1"/>
+          <w:numId w:val="22"/>
         </w:numPr>
         <w:spacing w:before="0" w:after="100"/>
         <w:rPr/>
@@ -8317,7 +8017,7 @@
         <w:pStyle w:val="ListParagraph"/>
         <w:numPr>
           <w:ilvl w:val="0"/>
-          <w:numId w:val="1"/>
+          <w:numId w:val="23"/>
         </w:numPr>
         <w:spacing w:before="0" w:after="100"/>
         <w:rPr/>
@@ -8354,7 +8054,7 @@
         <w:pStyle w:val="ListParagraph"/>
         <w:numPr>
           <w:ilvl w:val="0"/>
-          <w:numId w:val="1"/>
+          <w:numId w:val="24"/>
         </w:numPr>
         <w:spacing w:before="0" w:after="100"/>
         <w:rPr/>
@@ -8391,7 +8091,7 @@
         <w:pStyle w:val="ListParagraph"/>
         <w:numPr>
           <w:ilvl w:val="0"/>
-          <w:numId w:val="1"/>
+          <w:numId w:val="25"/>
         </w:numPr>
         <w:spacing w:before="0" w:after="100"/>
         <w:rPr/>
@@ -8428,7 +8128,7 @@
         <w:pStyle w:val="ListParagraph"/>
         <w:numPr>
           <w:ilvl w:val="0"/>
-          <w:numId w:val="1"/>
+          <w:numId w:val="26"/>
         </w:numPr>
         <w:spacing w:before="0" w:after="100"/>
         <w:rPr/>
@@ -8465,7 +8165,7 @@
         <w:pStyle w:val="ListParagraph"/>
         <w:numPr>
           <w:ilvl w:val="0"/>
-          <w:numId w:val="1"/>
+          <w:numId w:val="27"/>
         </w:numPr>
         <w:spacing w:before="0" w:after="100"/>
         <w:rPr/>
@@ -8502,7 +8202,7 @@
         <w:pStyle w:val="ListParagraph"/>
         <w:numPr>
           <w:ilvl w:val="0"/>
-          <w:numId w:val="1"/>
+          <w:numId w:val="28"/>
         </w:numPr>
         <w:spacing w:before="0" w:after="100"/>
         <w:rPr/>
@@ -8539,7 +8239,7 @@
         <w:pStyle w:val="ListParagraph"/>
         <w:numPr>
           <w:ilvl w:val="0"/>
-          <w:numId w:val="1"/>
+          <w:numId w:val="29"/>
         </w:numPr>
         <w:spacing w:before="0" w:after="100"/>
         <w:rPr/>
@@ -8576,7 +8276,7 @@
         <w:pStyle w:val="ListParagraph"/>
         <w:numPr>
           <w:ilvl w:val="0"/>
-          <w:numId w:val="1"/>
+          <w:numId w:val="30"/>
         </w:numPr>
         <w:spacing w:before="0" w:after="100"/>
         <w:rPr/>
@@ -8613,7 +8313,7 @@
         <w:pStyle w:val="ListParagraph"/>
         <w:numPr>
           <w:ilvl w:val="0"/>
-          <w:numId w:val="1"/>
+          <w:numId w:val="31"/>
         </w:numPr>
         <w:spacing w:before="0" w:after="100"/>
         <w:rPr/>
@@ -8865,7 +8565,7 @@
         <w:pStyle w:val="ListParagraph"/>
         <w:numPr>
           <w:ilvl w:val="0"/>
-          <w:numId w:val="1"/>
+          <w:numId w:val="32"/>
         </w:numPr>
         <w:spacing w:before="0" w:after="80"/>
         <w:rPr/>
@@ -8884,7 +8584,7 @@
         <w:pStyle w:val="ListParagraph"/>
         <w:numPr>
           <w:ilvl w:val="0"/>
-          <w:numId w:val="1"/>
+          <w:numId w:val="33"/>
         </w:numPr>
         <w:spacing w:before="0" w:after="80"/>
         <w:rPr/>
@@ -8969,7 +8669,7 @@
         <w:pStyle w:val="ListParagraph"/>
         <w:numPr>
           <w:ilvl w:val="0"/>
-          <w:numId w:val="1"/>
+          <w:numId w:val="34"/>
         </w:numPr>
         <w:spacing w:before="0" w:after="80"/>
         <w:rPr/>
@@ -8988,7 +8688,7 @@
         <w:pStyle w:val="ListParagraph"/>
         <w:numPr>
           <w:ilvl w:val="0"/>
-          <w:numId w:val="1"/>
+          <w:numId w:val="35"/>
         </w:numPr>
         <w:spacing w:before="0" w:after="80"/>
         <w:rPr/>
@@ -9007,7 +8707,7 @@
         <w:pStyle w:val="ListParagraph"/>
         <w:numPr>
           <w:ilvl w:val="0"/>
-          <w:numId w:val="1"/>
+          <w:numId w:val="36"/>
         </w:numPr>
         <w:spacing w:before="0" w:after="80"/>
         <w:rPr/>
@@ -9026,7 +8726,7 @@
         <w:pStyle w:val="ListParagraph"/>
         <w:numPr>
           <w:ilvl w:val="0"/>
-          <w:numId w:val="1"/>
+          <w:numId w:val="37"/>
         </w:numPr>
         <w:spacing w:before="0" w:after="80"/>
         <w:rPr/>
@@ -9082,6 +8782,7 @@
         </w:tabs>
         <w:ind w:left="1080" w:hanging="360"/>
       </w:pPr>
+      <w:rPr/>
     </w:lvl>
     <w:lvl w:ilvl="2">
       <w:start w:val="1"/>
@@ -9094,6 +8795,7 @@
         </w:tabs>
         <w:ind w:left="1440" w:hanging="360"/>
       </w:pPr>
+      <w:rPr/>
     </w:lvl>
     <w:lvl w:ilvl="3">
       <w:start w:val="1"/>
@@ -9106,6 +8808,7 @@
         </w:tabs>
         <w:ind w:left="1800" w:hanging="360"/>
       </w:pPr>
+      <w:rPr/>
     </w:lvl>
     <w:lvl w:ilvl="4">
       <w:start w:val="1"/>
@@ -9118,6 +8821,7 @@
         </w:tabs>
         <w:ind w:left="2160" w:hanging="360"/>
       </w:pPr>
+      <w:rPr/>
     </w:lvl>
     <w:lvl w:ilvl="5">
       <w:start w:val="1"/>
@@ -9130,6 +8834,7 @@
         </w:tabs>
         <w:ind w:left="2520" w:hanging="360"/>
       </w:pPr>
+      <w:rPr/>
     </w:lvl>
     <w:lvl w:ilvl="6">
       <w:start w:val="1"/>
@@ -9142,6 +8847,7 @@
         </w:tabs>
         <w:ind w:left="2880" w:hanging="360"/>
       </w:pPr>
+      <w:rPr/>
     </w:lvl>
     <w:lvl w:ilvl="7">
       <w:start w:val="1"/>
@@ -9154,6 +8860,7 @@
         </w:tabs>
         <w:ind w:left="3240" w:hanging="360"/>
       </w:pPr>
+      <w:rPr/>
     </w:lvl>
     <w:lvl w:ilvl="8">
       <w:start w:val="1"/>
@@ -9166,9 +8873,131 @@
         </w:tabs>
         <w:ind w:left="3600" w:hanging="360"/>
       </w:pPr>
+      <w:rPr/>
     </w:lvl>
   </w:abstractNum>
   <w:abstractNum w:abstractNumId="2">
+    <w:lvl w:ilvl="0">
+      <w:start w:val="1"/>
+      <w:numFmt w:val="bullet"/>
+      <w:lvlText w:val=""/>
+      <w:lvlJc w:val="left"/>
+      <w:pPr>
+        <w:tabs>
+          <w:tab w:val="num" w:pos="0"/>
+        </w:tabs>
+        <w:ind w:left="540" w:hanging="270"/>
+      </w:pPr>
+      <w:rPr>
+        <w:rFonts w:ascii="Symbol" w:hAnsi="Symbol" w:cs="Symbol" w:hint="default"/>
+      </w:rPr>
+    </w:lvl>
+    <w:lvl w:ilvl="1">
+      <w:start w:val="1"/>
+      <w:numFmt w:val="decimal"/>
+      <w:lvlText w:val="%2."/>
+      <w:lvlJc w:val="left"/>
+      <w:pPr>
+        <w:tabs>
+          <w:tab w:val="num" w:pos="1080"/>
+        </w:tabs>
+        <w:ind w:left="1080" w:hanging="360"/>
+      </w:pPr>
+      <w:rPr/>
+    </w:lvl>
+    <w:lvl w:ilvl="2">
+      <w:start w:val="1"/>
+      <w:numFmt w:val="decimal"/>
+      <w:lvlText w:val="%3."/>
+      <w:lvlJc w:val="left"/>
+      <w:pPr>
+        <w:tabs>
+          <w:tab w:val="num" w:pos="1440"/>
+        </w:tabs>
+        <w:ind w:left="1440" w:hanging="360"/>
+      </w:pPr>
+      <w:rPr/>
+    </w:lvl>
+    <w:lvl w:ilvl="3">
+      <w:start w:val="1"/>
+      <w:numFmt w:val="decimal"/>
+      <w:lvlText w:val="%4."/>
+      <w:lvlJc w:val="left"/>
+      <w:pPr>
+        <w:tabs>
+          <w:tab w:val="num" w:pos="1800"/>
+        </w:tabs>
+        <w:ind w:left="1800" w:hanging="360"/>
+      </w:pPr>
+      <w:rPr/>
+    </w:lvl>
+    <w:lvl w:ilvl="4">
+      <w:start w:val="1"/>
+      <w:numFmt w:val="decimal"/>
+      <w:lvlText w:val="%5."/>
+      <w:lvlJc w:val="left"/>
+      <w:pPr>
+        <w:tabs>
+          <w:tab w:val="num" w:pos="2160"/>
+        </w:tabs>
+        <w:ind w:left="2160" w:hanging="360"/>
+      </w:pPr>
+      <w:rPr/>
+    </w:lvl>
+    <w:lvl w:ilvl="5">
+      <w:start w:val="1"/>
+      <w:numFmt w:val="decimal"/>
+      <w:lvlText w:val="%6."/>
+      <w:lvlJc w:val="left"/>
+      <w:pPr>
+        <w:tabs>
+          <w:tab w:val="num" w:pos="2520"/>
+        </w:tabs>
+        <w:ind w:left="2520" w:hanging="360"/>
+      </w:pPr>
+      <w:rPr/>
+    </w:lvl>
+    <w:lvl w:ilvl="6">
+      <w:start w:val="1"/>
+      <w:numFmt w:val="decimal"/>
+      <w:lvlText w:val="%7."/>
+      <w:lvlJc w:val="left"/>
+      <w:pPr>
+        <w:tabs>
+          <w:tab w:val="num" w:pos="2880"/>
+        </w:tabs>
+        <w:ind w:left="2880" w:hanging="360"/>
+      </w:pPr>
+      <w:rPr/>
+    </w:lvl>
+    <w:lvl w:ilvl="7">
+      <w:start w:val="1"/>
+      <w:numFmt w:val="decimal"/>
+      <w:lvlText w:val="%8."/>
+      <w:lvlJc w:val="left"/>
+      <w:pPr>
+        <w:tabs>
+          <w:tab w:val="num" w:pos="3240"/>
+        </w:tabs>
+        <w:ind w:left="3240" w:hanging="360"/>
+      </w:pPr>
+      <w:rPr/>
+    </w:lvl>
+    <w:lvl w:ilvl="8">
+      <w:start w:val="1"/>
+      <w:numFmt w:val="decimal"/>
+      <w:lvlText w:val="%9."/>
+      <w:lvlJc w:val="left"/>
+      <w:pPr>
+        <w:tabs>
+          <w:tab w:val="num" w:pos="3600"/>
+        </w:tabs>
+        <w:ind w:left="3600" w:hanging="360"/>
+      </w:pPr>
+      <w:rPr/>
+    </w:lvl>
+  </w:abstractNum>
+  <w:abstractNum w:abstractNumId="3">
     <w:lvl w:ilvl="0">
       <w:start w:val="1"/>
       <w:numFmt w:val="none"/>
@@ -9294,10 +9123,112 @@
     <w:abstractNumId w:val="2"/>
   </w:num>
   <w:num w:numId="3">
-    <w:abstractNumId w:val="1"/>
+    <w:abstractNumId w:val="3"/>
+  </w:num>
+  <w:num w:numId="4">
+    <w:abstractNumId w:val="2"/>
     <w:lvlOverride w:ilvl="0">
       <w:startOverride w:val="1"/>
     </w:lvlOverride>
+  </w:num>
+  <w:num w:numId="5">
+    <w:abstractNumId w:val="2"/>
+  </w:num>
+  <w:num w:numId="6">
+    <w:abstractNumId w:val="2"/>
+  </w:num>
+  <w:num w:numId="7">
+    <w:abstractNumId w:val="2"/>
+  </w:num>
+  <w:num w:numId="8">
+    <w:abstractNumId w:val="2"/>
+  </w:num>
+  <w:num w:numId="9">
+    <w:abstractNumId w:val="2"/>
+  </w:num>
+  <w:num w:numId="10">
+    <w:abstractNumId w:val="2"/>
+  </w:num>
+  <w:num w:numId="11">
+    <w:abstractNumId w:val="2"/>
+  </w:num>
+  <w:num w:numId="12">
+    <w:abstractNumId w:val="2"/>
+  </w:num>
+  <w:num w:numId="13">
+    <w:abstractNumId w:val="2"/>
+  </w:num>
+  <w:num w:numId="14">
+    <w:abstractNumId w:val="2"/>
+  </w:num>
+  <w:num w:numId="15">
+    <w:abstractNumId w:val="2"/>
+  </w:num>
+  <w:num w:numId="16">
+    <w:abstractNumId w:val="2"/>
+  </w:num>
+  <w:num w:numId="17">
+    <w:abstractNumId w:val="2"/>
+  </w:num>
+  <w:num w:numId="18">
+    <w:abstractNumId w:val="2"/>
+  </w:num>
+  <w:num w:numId="19">
+    <w:abstractNumId w:val="2"/>
+  </w:num>
+  <w:num w:numId="20">
+    <w:abstractNumId w:val="2"/>
+  </w:num>
+  <w:num w:numId="21">
+    <w:abstractNumId w:val="2"/>
+  </w:num>
+  <w:num w:numId="22">
+    <w:abstractNumId w:val="2"/>
+  </w:num>
+  <w:num w:numId="23">
+    <w:abstractNumId w:val="2"/>
+  </w:num>
+  <w:num w:numId="24">
+    <w:abstractNumId w:val="2"/>
+  </w:num>
+  <w:num w:numId="25">
+    <w:abstractNumId w:val="2"/>
+  </w:num>
+  <w:num w:numId="26">
+    <w:abstractNumId w:val="2"/>
+  </w:num>
+  <w:num w:numId="27">
+    <w:abstractNumId w:val="2"/>
+  </w:num>
+  <w:num w:numId="28">
+    <w:abstractNumId w:val="2"/>
+  </w:num>
+  <w:num w:numId="29">
+    <w:abstractNumId w:val="2"/>
+  </w:num>
+  <w:num w:numId="30">
+    <w:abstractNumId w:val="2"/>
+  </w:num>
+  <w:num w:numId="31">
+    <w:abstractNumId w:val="2"/>
+  </w:num>
+  <w:num w:numId="32">
+    <w:abstractNumId w:val="2"/>
+  </w:num>
+  <w:num w:numId="33">
+    <w:abstractNumId w:val="2"/>
+  </w:num>
+  <w:num w:numId="34">
+    <w:abstractNumId w:val="2"/>
+  </w:num>
+  <w:num w:numId="35">
+    <w:abstractNumId w:val="2"/>
+  </w:num>
+  <w:num w:numId="36">
+    <w:abstractNumId w:val="2"/>
+  </w:num>
+  <w:num w:numId="37">
+    <w:abstractNumId w:val="2"/>
   </w:num>
 </w:numbering>
 </file>
@@ -9322,6 +9253,7 @@
     <w:qFormat/>
     <w:pPr>
       <w:widowControl/>
+      <w:suppressAutoHyphens w:val="true"/>
       <w:bidi w:val="0"/>
       <w:spacing w:before="0" w:after="0"/>
       <w:jc w:val="left"/>

--- a/lab2/raport.docx
+++ b/lab2/raport.docx
@@ -17,6 +17,48 @@
           <w:szCs w:val="32"/>
         </w:rPr>
         <w:t>EC – Lab 2 Report</w:t>
+      </w:r>
+    </w:p>
+    <w:p>
+      <w:pPr>
+        <w:pStyle w:val="Normal"/>
+        <w:spacing w:before="0" w:after="200"/>
+        <w:rPr>
+          <w:sz w:val="22"/>
+          <w:szCs w:val="22"/>
+        </w:rPr>
+      </w:pPr>
+      <w:r>
+        <w:rPr>
+          <w:rFonts w:eastAsia="Arial" w:cs="Arial" w:ascii="Arial" w:hAnsi="Arial"/>
+          <w:b w:val="false"/>
+          <w:bCs w:val="false"/>
+          <w:sz w:val="22"/>
+          <w:szCs w:val="22"/>
+        </w:rPr>
+        <w:t>Piotr Renk 160321</w:t>
+      </w:r>
+    </w:p>
+    <w:p>
+      <w:pPr>
+        <w:pStyle w:val="Normal"/>
+        <w:spacing w:before="0" w:after="200"/>
+        <w:rPr>
+          <w:b w:val="false"/>
+          <w:bCs w:val="false"/>
+          <w:sz w:val="22"/>
+          <w:szCs w:val="22"/>
+        </w:rPr>
+      </w:pPr>
+      <w:r>
+        <w:rPr>
+          <w:rFonts w:eastAsia="Arial" w:cs="Arial" w:ascii="Arial" w:hAnsi="Arial"/>
+          <w:b w:val="false"/>
+          <w:bCs w:val="false"/>
+          <w:sz w:val="22"/>
+          <w:szCs w:val="22"/>
+        </w:rPr>
+        <w:t>Antonina Wolszczak 160283</w:t>
       </w:r>
     </w:p>
     <w:p>
